--- a/LegacyReport.docx
+++ b/LegacyReport.docx
@@ -1017,7 +1017,61 @@
             <w:rPr>
               <w:sz w:val="22"/>
             </w:rPr>
-            <w:t>28</w:t>
+            <w:t>29</w:t>
+          </w:r>
+        </w:p>
+        <w:p>
+          <w:pPr>
+            <w:pStyle w:val="18"/>
+            <w:tabs>
+              <w:tab w:val="right" w:leader="dot" w:pos="9350"/>
+            </w:tabs>
+            <w:spacing w:before="0" w:after="20" w:line="240" w:lineRule="auto"/>
+          </w:pPr>
+          <w:r>
+            <w:rPr>
+              <w:sz w:val="22"/>
+            </w:rPr>
+            <w:t>IV.3.1 Domain Class Diagram</w:t>
+          </w:r>
+          <w:r>
+            <w:rPr>
+              <w:sz w:val="22"/>
+            </w:rPr>
+            <w:tab/>
+          </w:r>
+          <w:r>
+            <w:rPr>
+              <w:sz w:val="22"/>
+            </w:rPr>
+            <w:t>29</w:t>
+          </w:r>
+        </w:p>
+        <w:p>
+          <w:pPr>
+            <w:pStyle w:val="18"/>
+            <w:tabs>
+              <w:tab w:val="right" w:leader="dot" w:pos="9350"/>
+            </w:tabs>
+            <w:spacing w:before="0" w:after="20" w:line="240" w:lineRule="auto"/>
+          </w:pPr>
+          <w:r>
+            <w:rPr>
+              <w:sz w:val="22"/>
+            </w:rPr>
+            <w:t>IV.3.2 Service and Repository Layers</w:t>
+          </w:r>
+          <w:r>
+            <w:rPr>
+              <w:sz w:val="22"/>
+            </w:rPr>
+            <w:tab/>
+          </w:r>
+          <w:r>
+            <w:rPr>
+              <w:sz w:val="22"/>
+            </w:rPr>
+            <w:t>30</w:t>
           </w:r>
         </w:p>
         <w:p>
@@ -1044,7 +1098,7 @@
             <w:rPr>
               <w:sz w:val="22"/>
             </w:rPr>
-            <w:t>30</w:t>
+            <w:t>31</w:t>
           </w:r>
         </w:p>
         <w:p>
@@ -1071,7 +1125,7 @@
             <w:rPr>
               <w:sz w:val="22"/>
             </w:rPr>
-            <w:t>30</w:t>
+            <w:t>31</w:t>
           </w:r>
         </w:p>
         <w:p>
@@ -1098,7 +1152,7 @@
             <w:rPr>
               <w:sz w:val="22"/>
             </w:rPr>
-            <w:t>31</w:t>
+            <w:t>32</w:t>
           </w:r>
           <w:r>
             <w:fldChar w:fldCharType="end"/>
@@ -20709,24 +20763,21 @@
       </w:pPr>
       <w:r>
         <w:drawing>
-          <wp:inline distT="0" distB="0" distL="114300" distR="114300">
-            <wp:extent cx="9235440" cy="845185"/>
-            <wp:effectExtent l="0" t="0" r="0" b="8255"/>
-            <wp:docPr id="7" name="Picture 7"/>
+          <wp:inline xmlns:a="http://schemas.openxmlformats.org/drawingml/2006/main" xmlns:pic="http://schemas.openxmlformats.org/drawingml/2006/picture">
+            <wp:extent cx="9235440" cy="2516157"/>
+            <wp:docPr id="15" name="Picture 15"/>
             <wp:cNvGraphicFramePr>
-              <a:graphicFrameLocks xmlns:a="http://schemas.openxmlformats.org/drawingml/2006/main" noChangeAspect="1"/>
+              <a:graphicFrameLocks noChangeAspect="1"/>
             </wp:cNvGraphicFramePr>
-            <a:graphic xmlns:a="http://schemas.openxmlformats.org/drawingml/2006/main">
+            <a:graphic>
               <a:graphicData uri="http://schemas.openxmlformats.org/drawingml/2006/picture">
-                <pic:pic xmlns:pic="http://schemas.openxmlformats.org/drawingml/2006/picture">
+                <pic:pic>
                   <pic:nvPicPr>
-                    <pic:cNvPr id="7" name="Picture 7"/>
-                    <pic:cNvPicPr>
-                      <a:picLocks noChangeAspect="1"/>
-                    </pic:cNvPicPr>
+                    <pic:cNvPr id="0" name="comm.png"/>
+                    <pic:cNvPicPr/>
                   </pic:nvPicPr>
                   <pic:blipFill>
-                    <a:blip r:embed="rId12"/>
+                    <a:blip r:embed="rId22"/>
                     <a:stretch>
                       <a:fillRect/>
                     </a:stretch>
@@ -20734,11 +20785,9 @@
                   <pic:spPr>
                     <a:xfrm>
                       <a:off x="0" y="0"/>
-                      <a:ext cx="9235440" cy="845467"/>
+                      <a:ext cx="9235440" cy="2516157"/>
                     </a:xfrm>
-                    <a:prstGeom prst="rect">
-                      <a:avLst/>
-                    </a:prstGeom>
+                    <a:prstGeom prst="rect"/>
                   </pic:spPr>
                 </pic:pic>
               </a:graphicData>
@@ -22902,6 +22951,16 @@
     </w:p>
     <w:p>
       <w:pPr>
+        <w:pStyle w:val="5"/>
+        <w:keepNext/>
+      </w:pPr>
+      <w:r>
+        <w:t xml:space="preserve">IV.3.1 Domain Class Diagram</w:t>
+      </w:r>
+    </w:p>
+    <w:p>
+      <w:pPr>
+        <w:keepNext/>
         <w:jc w:val="both"/>
       </w:pPr>
       <w:r>
@@ -22980,6 +23039,76 @@
     </w:p>
     <w:p>
       <w:pPr>
+        <w:pStyle w:val="5"/>
+        <w:keepNext/>
+      </w:pPr>
+      <w:r>
+        <w:t xml:space="preserve">IV.3.2 Service and Repository Layers</w:t>
+      </w:r>
+    </w:p>
+    <w:p>
+      <w:pPr>
+        <w:keepNext/>
+        <w:jc w:val="both"/>
+      </w:pPr>
+      <w:r>
+        <w:t xml:space="preserve">The layered class diagram shows how the business logic is separated from data access. The Business layer contains four service classes (stereotype «control»): VaultService manages assets, legal documents, beneficiaries and the executor; DeadManSwitchService configures the switch, records check-ins and triggers the handover; LegalVerificationService submits, approves or rejects the verification request and unlocks the vault; HandoverService creates the assignment of each asset, delivers it and tracks the handover progress. Each service depends only on a repository interface (dashed arrow «uses»), and each interface is realized by an Impl class that accesses the database through a DbContext (dashed arrow with a hollow triangle «implements»). The services therefore never depend on the Impl classes, so the database technology can be replaced by writing a new Impl class without changing the business layer.</w:t>
+      </w:r>
+    </w:p>
+    <w:p>
+      <w:pPr>
+        <w:keepNext/>
+        <w:jc w:val="center"/>
+      </w:pPr>
+      <w:r>
+        <w:drawing>
+          <wp:inline xmlns:a="http://schemas.openxmlformats.org/drawingml/2006/main" xmlns:pic="http://schemas.openxmlformats.org/drawingml/2006/picture">
+            <wp:extent cx="9235440" cy="3783192"/>
+            <wp:docPr id="16" name="Picture 16"/>
+            <wp:cNvGraphicFramePr>
+              <a:graphicFrameLocks noChangeAspect="1"/>
+            </wp:cNvGraphicFramePr>
+            <a:graphic>
+              <a:graphicData uri="http://schemas.openxmlformats.org/drawingml/2006/picture">
+                <pic:pic>
+                  <pic:nvPicPr>
+                    <pic:cNvPr id="0" name="layers.png"/>
+                    <pic:cNvPicPr/>
+                  </pic:nvPicPr>
+                  <pic:blipFill>
+                    <a:blip r:embed="rId23"/>
+                    <a:stretch>
+                      <a:fillRect/>
+                    </a:stretch>
+                  </pic:blipFill>
+                  <pic:spPr>
+                    <a:xfrm>
+                      <a:off x="0" y="0"/>
+                      <a:ext cx="9235440" cy="3783192"/>
+                    </a:xfrm>
+                    <a:prstGeom prst="rect"/>
+                  </pic:spPr>
+                </pic:pic>
+              </a:graphicData>
+            </a:graphic>
+          </wp:inline>
+        </w:drawing>
+      </w:r>
+    </w:p>
+    <w:p>
+      <w:pPr>
+        <w:pStyle w:val="10"/>
+        <w:jc w:val="center"/>
+      </w:pPr>
+      <w:r>
+        <w:rPr>
+          <w:i/>
+        </w:rPr>
+        <w:t xml:space="preserve">Figure 12. Service and Repository Layers Class Diagram of LegacyVault</w:t>
+      </w:r>
+    </w:p>
+    <w:p>
+      <w:pPr>
         <w:pStyle w:val="3"/>
         <w:keepNext/>
       </w:pPr>
@@ -23050,7 +23179,7 @@
         <w:rPr>
           <w:i/>
         </w:rPr>
-        <w:t>Figure 12. Conceptual Diagram of LegacyVault</w:t>
+        <w:t xml:space="preserve">Figure 13. Conceptual Diagram of LegacyVault</w:t>
       </w:r>
     </w:p>
     <w:p>
@@ -23126,7 +23255,7 @@
         <w:rPr>
           <w:i/>
         </w:rPr>
-        <w:t>Figure 13. Logical Database Diagram of LegacyVault</w:t>
+        <w:t xml:space="preserve">Figure 14. Logical Database Diagram of LegacyVault</w:t>
       </w:r>
     </w:p>
     <w:sectPr>

--- a/LegacyReport.docx
+++ b/LegacyReport.docx
@@ -5986,7 +5986,7 @@
       <w:r>
         <w:drawing>
           <wp:inline distT="0" distB="0" distL="114300" distR="114300">
-            <wp:extent cx="5668645" cy="5732780"/>
+            <wp:extent cx="5668645" cy="4034226"/>
             <wp:effectExtent l="0" t="0" r="635" b="12700"/>
             <wp:docPr id="3" name="Picture 3"/>
             <wp:cNvGraphicFramePr>
@@ -6010,7 +6010,7 @@
                   <pic:spPr>
                     <a:xfrm>
                       <a:off x="0" y="0"/>
-                      <a:ext cx="5669279" cy="5733153"/>
+                      <a:ext cx="5668645" cy="4034226"/>
                     </a:xfrm>
                     <a:prstGeom prst="rect">
                       <a:avLst/>
@@ -20586,7 +20586,7 @@
         <w:jc w:val="both"/>
       </w:pPr>
       <w:r>
-        <w:t>The entity relationship diagram is presented as the Conceptual Diagram of LegacyVault. It contains 19 entities; each arrow between entities corresponds to one of the 23 requirements of the specification.</w:t>
+        <w:t>The entity relationship diagram is presented as the Conceptual Diagram of LegacyVault. It contains 20 entities and 28 relationships; each relationship is drawn with its cardinality (exactly one, zero or one, zero or many, one or many).</w:t>
       </w:r>
     </w:p>
     <w:p>
@@ -20597,7 +20597,7 @@
       <w:r>
         <w:drawing>
           <wp:inline distT="0" distB="0" distL="114300" distR="114300">
-            <wp:extent cx="7292340" cy="4937760"/>
+            <wp:extent cx="8016743" cy="4950000"/>
             <wp:effectExtent l="0" t="0" r="7620" b="0"/>
             <wp:docPr id="5" name="Picture 5"/>
             <wp:cNvGraphicFramePr>
@@ -20621,7 +20621,7 @@
                   <pic:spPr>
                     <a:xfrm>
                       <a:off x="0" y="0"/>
-                      <a:ext cx="7292875" cy="4937760"/>
+                      <a:ext cx="8016743" cy="4950000"/>
                     </a:xfrm>
                     <a:prstGeom prst="rect">
                       <a:avLst/>
@@ -20681,7 +20681,7 @@
       <w:r>
         <w:drawing>
           <wp:inline distT="0" distB="0" distL="114300" distR="114300">
-            <wp:extent cx="5568315" cy="4846320"/>
+            <wp:extent cx="4751772" cy="4900000"/>
             <wp:effectExtent l="0" t="0" r="9525" b="0"/>
             <wp:docPr id="6" name="Picture 6"/>
             <wp:cNvGraphicFramePr>
@@ -20705,7 +20705,7 @@
                   <pic:spPr>
                     <a:xfrm>
                       <a:off x="0" y="0"/>
-                      <a:ext cx="5568552" cy="4846320"/>
+                      <a:ext cx="4751772" cy="4900000"/>
                     </a:xfrm>
                     <a:prstGeom prst="rect">
                       <a:avLst/>
@@ -21664,7 +21664,7 @@
       <w:r>
         <w:drawing>
           <wp:inline distT="0" distB="0" distL="114300" distR="114300">
-            <wp:extent cx="9235440" cy="2863850"/>
+            <wp:extent cx="9235440" cy="3030742"/>
             <wp:effectExtent l="0" t="0" r="0" b="1270"/>
             <wp:docPr id="9" name="Picture 9"/>
             <wp:cNvGraphicFramePr>
@@ -21688,7 +21688,7 @@
                   <pic:spPr>
                     <a:xfrm>
                       <a:off x="0" y="0"/>
-                      <a:ext cx="9235440" cy="2864003"/>
+                      <a:ext cx="9235440" cy="3030742"/>
                     </a:xfrm>
                     <a:prstGeom prst="rect">
                       <a:avLst/>
@@ -22942,6 +22942,19 @@
     <w:p/>
     <w:p>
       <w:pPr>
+        <w:spacing w:before="0" w:after="0" w:line="20" w:lineRule="exact"/>
+        <w:sectPr>
+          <w:pgSz w:w="11906" w:h="16838"/>
+          <w:pgMar w:top="1440" w:right="1416" w:bottom="1440" w:left="1440" w:header="0" w:footer="0" w:gutter="0"/>
+          <w:pgNumType w:fmt="decimal"/>
+          <w:cols w:space="720" w:num="1"/>
+          <w:formProt w:val="0"/>
+          <w:docGrid w:linePitch="360" w:charSpace="0"/>
+        </w:sectPr>
+      </w:pPr>
+    </w:p>
+    <w:p>
+      <w:pPr>
         <w:pStyle w:val="3"/>
         <w:keepNext/>
       </w:pPr>
@@ -22964,7 +22977,7 @@
         <w:jc w:val="both"/>
       </w:pPr>
       <w:r>
-        <w:t>The class diagram contains 22 classes. Person is the parent of the five actors (VaultOwner, DigitalExecutor, Beneficiary, LegalVerifier, SystemAdministrator). Vault is the aggregate root: it contains asset groups, digital assets, legal documents and one DeadManSwitch. Handover is modelled by ExecutorAppointment, BeneficiaryAssignment, HandoverCase and LegalVerificationRequest with its VerificationMessage. Role and Permission support RBAC; AuditLog, SystemPolicy and IntegrationConfig support monitoring and administration.</w:t>
+        <w:t>The class diagram contains 20 classes, the same classes as the Conceptual Diagram. User represents every person of the system (Vault Owner, Digital Executor, Beneficiary, Legal Verifier and System Administrator); the permissions of each person come from Role and Permission (RBAC). Vault is the aggregate root: it contains digital assets, legal documents and one DeadManSwitch, which records CheckIn and takes its default values from SystemPolicy. Handover is modelled by ExecutorAppointment, LegalVerificationRequest with its VerificationMessage, HandoverCase with its HandoverItem, and BeneficiaryAssignment with its IdentityVerification. Notification, AuditLog, SystemPolicy and IntegrationConfig support notification, monitoring and administration.</w:t>
       </w:r>
     </w:p>
     <w:p>
@@ -22975,7 +22988,7 @@
       <w:r>
         <w:drawing>
           <wp:inline distT="0" distB="0" distL="114300" distR="114300">
-            <wp:extent cx="5669280" cy="6027420"/>
+            <wp:extent cx="8739732" cy="4500000"/>
             <wp:effectExtent l="0" t="0" r="0" b="7620"/>
             <wp:docPr id="12" name="Picture 12"/>
             <wp:cNvGraphicFramePr>
@@ -22999,7 +23012,7 @@
                   <pic:spPr>
                     <a:xfrm>
                       <a:off x="0" y="0"/>
-                      <a:ext cx="5669280" cy="6027474"/>
+                      <a:ext cx="8739732" cy="4500000"/>
                     </a:xfrm>
                     <a:prstGeom prst="rect">
                       <a:avLst/>
@@ -23028,8 +23041,8 @@
       <w:pPr>
         <w:spacing w:before="0" w:after="0" w:line="20" w:lineRule="exact"/>
         <w:sectPr>
-          <w:pgSz w:w="11906" w:h="16838"/>
-          <w:pgMar w:top="1440" w:right="1416" w:bottom="1440" w:left="1440" w:header="0" w:footer="0" w:gutter="0"/>
+          <w:pgSz w:w="16838" w:h="11906" w:orient="landscape"/>
+          <w:pgMar w:top="900" w:right="1000" w:bottom="900" w:left="1000" w:header="0" w:footer="0" w:gutter="0"/>
           <w:pgNumType w:fmt="decimal"/>
           <w:cols w:space="720" w:num="1"/>
           <w:formProt w:val="0"/>
@@ -23133,7 +23146,7 @@
       <w:r>
         <w:drawing>
           <wp:inline distT="0" distB="0" distL="114300" distR="114300">
-            <wp:extent cx="7562850" cy="5120640"/>
+            <wp:extent cx="8016743" cy="4950000"/>
             <wp:effectExtent l="0" t="0" r="11430" b="0"/>
             <wp:docPr id="13" name="Picture 13"/>
             <wp:cNvGraphicFramePr>
@@ -23157,7 +23170,7 @@
                   <pic:spPr>
                     <a:xfrm>
                       <a:off x="0" y="0"/>
-                      <a:ext cx="7562982" cy="5120640"/>
+                      <a:ext cx="8016743" cy="4950000"/>
                     </a:xfrm>
                     <a:prstGeom prst="rect">
                       <a:avLst/>

--- a/LegacyReport.docx
+++ b/LegacyReport.docx
@@ -5975,7 +5975,7 @@
         <w:jc w:val="both"/>
       </w:pPr>
       <w:r>
-        <w:t>Figure 2 shows the use cases of every actor. «include» and «extend» relationships: View Inherited Assets and Download Decrypted Documents include Verify Identity (OTP / eKYC); Approve / Reject Verification Request includes Verify Digital Signature &amp; Document Validity; e-Sign Vault Unlock Authorization extends Approve / Reject Verification Request when the request is approved.</w:t>
+        <w:t>Figure 2 shows the use cases of every actor. «include» and «extend» relationships: Access Inherited Assets includes Verify Identity (OTP / eKYC); Review Verification Request includes Verify Digital Signature; Reject and Request Additional Documents extends Review Verification Request when the request is rejected (the executor then provides the additional documents); e-Sign Vault Unlock Authorization extends Review Verification Request when the request is approved.</w:t>
       </w:r>
     </w:p>
     <w:p>
@@ -20586,7 +20586,7 @@
         <w:jc w:val="both"/>
       </w:pPr>
       <w:r>
-        <w:t>The entity relationship diagram is presented as the Conceptual Diagram of LegacyVault. It contains 20 entities and 28 relationships; each relationship is drawn with its cardinality (exactly one, zero or one, zero or many, one or many).</w:t>
+        <w:t>The entity relationship diagram is presented as the Conceptual Diagram of LegacyVault. It contains 24 entities and 33 relationships. User is the central entity and has one optional profile for each role (VaultOwner, DigitalExecutor, Beneficiary, LegalVerifier and SystemAdministrator); each relationship is drawn with its cardinality (exactly one, zero or one, zero or many, one or many).</w:t>
       </w:r>
     </w:p>
     <w:p>
@@ -20597,7 +20597,7 @@
       <w:r>
         <w:drawing>
           <wp:inline distT="0" distB="0" distL="114300" distR="114300">
-            <wp:extent cx="8016743" cy="4950000"/>
+            <wp:extent cx="7028159" cy="4950000"/>
             <wp:effectExtent l="0" t="0" r="7620" b="0"/>
             <wp:docPr id="5" name="Picture 5"/>
             <wp:cNvGraphicFramePr>
@@ -20621,7 +20621,7 @@
                   <pic:spPr>
                     <a:xfrm>
                       <a:off x="0" y="0"/>
-                      <a:ext cx="8016743" cy="4950000"/>
+                      <a:ext cx="7028159" cy="4950000"/>
                     </a:xfrm>
                     <a:prstGeom prst="rect">
                       <a:avLst/>
@@ -21737,7 +21737,7 @@
         <w:jc w:val="both"/>
       </w:pPr>
       <w:r>
-        <w:t>The Web Application sends requests to the LegacyVault Server (API). The server uses the Database and five services: Identity &amp; Access, Vault Management, Legal Verification, Check-In &amp; Handover and Audit &amp; Administration. The Legal Verification and Check-In &amp; Handover services use the Notification service to send alerts. Three external providers are used: OTP / eKYC, Digital Signature / e-Notary and Email / SMS / Push.</w:t>
+        <w:t>The Web Portal, used by the Owner, Executor, Beneficiary, Verifier and Admin, calls the LegacyVault System through the ILegacyVaultAPI interface, which is received by the API Gateway (routing, TLS, rate limiting). The gateway delegates to five components: Identity &amp; Access (login, RBAC, sessions), Vault &amp; Asset (assets, documents, encryption), DMS &amp; Handover Orchestrator (check-in, trigger, case orchestration), Legal Verification (requests, document exchange, approval) and Executor &amp; Beneficiary (assignments, delivery, progress). Data is kept in three stores: the LegacyVault DB, an Encrypted Object Storage for documents and payloads, and an Audit Log Store for state and access events. Three external providers are used through interfaces: the eKYC / OTP Service (IIdentityVerification), the Email / SMS / Push Service (INotification) and the Digital Signature / e-Notary Service (IDigitalSignature).</w:t>
       </w:r>
     </w:p>
     <w:p>
@@ -21748,7 +21748,7 @@
       <w:r>
         <w:drawing>
           <wp:inline distT="0" distB="0" distL="114300" distR="114300">
-            <wp:extent cx="9235440" cy="3378200"/>
+            <wp:extent cx="7532630" cy="4600000"/>
             <wp:effectExtent l="0" t="0" r="0" b="5080"/>
             <wp:docPr id="10" name="Picture 10"/>
             <wp:cNvGraphicFramePr>
@@ -21772,7 +21772,7 @@
                   <pic:spPr>
                     <a:xfrm>
                       <a:off x="0" y="0"/>
-                      <a:ext cx="9235440" cy="3378362"/>
+                      <a:ext cx="7532630" cy="4600000"/>
                     </a:xfrm>
                     <a:prstGeom prst="rect">
                       <a:avLst/>
@@ -22977,7 +22977,7 @@
         <w:jc w:val="both"/>
       </w:pPr>
       <w:r>
-        <w:t>The class diagram contains 20 classes, the same classes as the Conceptual Diagram. User represents every person of the system (Vault Owner, Digital Executor, Beneficiary, Legal Verifier and System Administrator); the permissions of each person come from Role and Permission (RBAC). Vault is the aggregate root: it contains digital assets, legal documents and one DeadManSwitch, which records CheckIn and takes its default values from SystemPolicy. Handover is modelled by ExecutorAppointment, LegalVerificationRequest with its VerificationMessage, HandoverCase with its HandoverItem, and BeneficiaryAssignment with its IdentityVerification. Notification, AuditLog, SystemPolicy and IntegrationConfig support notification, monitoring and administration.</w:t>
+        <w:t>The class diagram contains 24 classes, the same classes as the Conceptual Diagram. User holds the common account data (login, logout, OTP); every role is a profile class linked to the user with a 1 to 0..1 association (VaultOwner, DigitalExecutor, Beneficiary, LegalVerifier and SystemAdministrator) and carries the operations of that role. SystemAdministrator also manages the Permissions and the IntegrationConfig. Vault is the aggregate root: it contains digital assets, legal documents and one DeadManSwitch, which records CheckIn and takes its default values from SystemPolicy. Handover is modelled by ExecutorAppointment, LegalVerificationRequest with its VerificationMessage, HandoverCase with its HandoverItem, and BeneficiaryAssignment with its IdentityVerification. Notification, AuditLog, SystemPolicy and IntegrationConfig support notification, monitoring and administration.</w:t>
       </w:r>
     </w:p>
     <w:p>
@@ -22988,7 +22988,7 @@
       <w:r>
         <w:drawing>
           <wp:inline distT="0" distB="0" distL="114300" distR="114300">
-            <wp:extent cx="8739732" cy="4500000"/>
+            <wp:extent cx="6394125" cy="4500000"/>
             <wp:effectExtent l="0" t="0" r="0" b="7620"/>
             <wp:docPr id="12" name="Picture 12"/>
             <wp:cNvGraphicFramePr>
@@ -23012,7 +23012,7 @@
                   <pic:spPr>
                     <a:xfrm>
                       <a:off x="0" y="0"/>
-                      <a:ext cx="8739732" cy="4500000"/>
+                      <a:ext cx="6394125" cy="4500000"/>
                     </a:xfrm>
                     <a:prstGeom prst="rect">
                       <a:avLst/>
@@ -23146,7 +23146,7 @@
       <w:r>
         <w:drawing>
           <wp:inline distT="0" distB="0" distL="114300" distR="114300">
-            <wp:extent cx="8016743" cy="4950000"/>
+            <wp:extent cx="7028159" cy="4950000"/>
             <wp:effectExtent l="0" t="0" r="11430" b="0"/>
             <wp:docPr id="13" name="Picture 13"/>
             <wp:cNvGraphicFramePr>
@@ -23170,7 +23170,7 @@
                   <pic:spPr>
                     <a:xfrm>
                       <a:off x="0" y="0"/>
-                      <a:ext cx="8016743" cy="4950000"/>
+                      <a:ext cx="7028159" cy="4950000"/>
                     </a:xfrm>
                     <a:prstGeom prst="rect">
                       <a:avLst/>

--- a/LegacyReport.docx
+++ b/LegacyReport.docx
@@ -78,10 +78,12 @@
       <w:pPr>
         <w:jc w:val="center"/>
         <w:rPr>
+          <w:rFonts w:hint="default"/>
           <w:b/>
           <w:caps/>
           <w:color w:val="C00000"/>
           <w:sz w:val="48"/>
+          <w:lang w:val="vi-VN"/>
         </w:rPr>
       </w:pPr>
       <w:r>
@@ -89,7 +91,15 @@
           <w:rStyle w:val="24"/>
           <w:rFonts w:eastAsiaTheme="majorEastAsia"/>
         </w:rPr>
-        <w:t>Subject: SWD391</w:t>
+        <w:t>Subject: SWD39</w:t>
+      </w:r>
+      <w:r>
+        <w:rPr>
+          <w:rStyle w:val="24"/>
+          <w:rFonts w:hint="default" w:ascii="TimesNewRomanPS-BoldMT" w:eastAsiaTheme="majorEastAsia"/>
+          <w:lang w:val="vi-VN"/>
+        </w:rPr>
+        <w:t>2</w:t>
       </w:r>
     </w:p>
     <w:p>
@@ -114,8 +124,6 @@
       <w:pPr>
         <w:pStyle w:val="38"/>
       </w:pPr>
-      <w:bookmarkStart w:id="0" w:name="_GoBack"/>
-      <w:bookmarkEnd w:id="0"/>
     </w:p>
     <w:p>
       <w:pPr>
@@ -1880,36 +1888,23 @@
         <w:rPr>
           <w:b/>
         </w:rPr>
-        <w:t xml:space="preserve">Project code: </w:t>
+        <w:t>Group name:</w:t>
       </w:r>
       <w:r>
         <w:rPr>
-          <w:highlight w:val="yellow"/>
+          <w:rFonts w:hint="default"/>
+          <w:b/>
+          <w:lang w:val="vi-VN"/>
         </w:rPr>
-        <w:t>[to be confirmed]</w:t>
-      </w:r>
-    </w:p>
-    <w:p>
-      <w:pPr>
-        <w:pStyle w:val="27"/>
-        <w:numPr>
-          <w:ilvl w:val="0"/>
-          <w:numId w:val="1"/>
-        </w:numPr>
-        <w:ind w:left="706" w:hanging="360"/>
-        <w:jc w:val="both"/>
-      </w:pPr>
-      <w:r>
-        <w:rPr>
-          <w:b/>
-        </w:rPr>
-        <w:t xml:space="preserve">Group name: </w:t>
+        <w:t xml:space="preserve"> </w:t>
       </w:r>
       <w:r>
         <w:rPr>
-          <w:highlight w:val="yellow"/>
+          <w:rFonts w:hint="default"/>
+          <w:b/>
+          <w:lang w:val="en-US"/>
         </w:rPr>
-        <w:t>[to be confirmed]</w:t>
+        <w:t>Group 2</w:t>
       </w:r>
     </w:p>
     <w:p>
@@ -5986,7 +5981,7 @@
       <w:r>
         <w:drawing>
           <wp:inline distT="0" distB="0" distL="114300" distR="114300">
-            <wp:extent cx="5668645" cy="4034226"/>
+            <wp:extent cx="5668645" cy="4034155"/>
             <wp:effectExtent l="0" t="0" r="635" b="12700"/>
             <wp:docPr id="3" name="Picture 3"/>
             <wp:cNvGraphicFramePr>
@@ -20597,7 +20592,7 @@
       <w:r>
         <w:drawing>
           <wp:inline distT="0" distB="0" distL="114300" distR="114300">
-            <wp:extent cx="7028159" cy="4950000"/>
+            <wp:extent cx="7027545" cy="4949825"/>
             <wp:effectExtent l="0" t="0" r="7620" b="0"/>
             <wp:docPr id="5" name="Picture 5"/>
             <wp:cNvGraphicFramePr>
@@ -20681,7 +20676,7 @@
       <w:r>
         <w:drawing>
           <wp:inline distT="0" distB="0" distL="114300" distR="114300">
-            <wp:extent cx="4751772" cy="4900000"/>
+            <wp:extent cx="4751705" cy="4899660"/>
             <wp:effectExtent l="0" t="0" r="9525" b="0"/>
             <wp:docPr id="6" name="Picture 6"/>
             <wp:cNvGraphicFramePr>
@@ -20763,21 +20758,24 @@
       </w:pPr>
       <w:r>
         <w:drawing>
-          <wp:inline xmlns:a="http://schemas.openxmlformats.org/drawingml/2006/main" xmlns:pic="http://schemas.openxmlformats.org/drawingml/2006/picture">
-            <wp:extent cx="9235440" cy="2516157"/>
+          <wp:inline distT="0" distB="0" distL="114300" distR="114300">
+            <wp:extent cx="9235440" cy="2515870"/>
+            <wp:effectExtent l="0" t="0" r="0" b="13970"/>
             <wp:docPr id="15" name="Picture 15"/>
             <wp:cNvGraphicFramePr>
-              <a:graphicFrameLocks noChangeAspect="1"/>
+              <a:graphicFrameLocks xmlns:a="http://schemas.openxmlformats.org/drawingml/2006/main" noChangeAspect="1"/>
             </wp:cNvGraphicFramePr>
-            <a:graphic>
+            <a:graphic xmlns:a="http://schemas.openxmlformats.org/drawingml/2006/main">
               <a:graphicData uri="http://schemas.openxmlformats.org/drawingml/2006/picture">
-                <pic:pic>
+                <pic:pic xmlns:pic="http://schemas.openxmlformats.org/drawingml/2006/picture">
                   <pic:nvPicPr>
-                    <pic:cNvPr id="0" name="comm.png"/>
-                    <pic:cNvPicPr/>
+                    <pic:cNvPr id="15" name="Picture 15"/>
+                    <pic:cNvPicPr>
+                      <a:picLocks noChangeAspect="1"/>
+                    </pic:cNvPicPr>
                   </pic:nvPicPr>
                   <pic:blipFill>
-                    <a:blip r:embed="rId22"/>
+                    <a:blip r:embed="rId12"/>
                     <a:stretch>
                       <a:fillRect/>
                     </a:stretch>
@@ -20787,7 +20785,9 @@
                       <a:off x="0" y="0"/>
                       <a:ext cx="9235440" cy="2516157"/>
                     </a:xfrm>
-                    <a:prstGeom prst="rect"/>
+                    <a:prstGeom prst="rect">
+                      <a:avLst/>
+                    </a:prstGeom>
                   </pic:spPr>
                 </pic:pic>
               </a:graphicData>
@@ -21664,7 +21664,7 @@
       <w:r>
         <w:drawing>
           <wp:inline distT="0" distB="0" distL="114300" distR="114300">
-            <wp:extent cx="9235440" cy="3030742"/>
+            <wp:extent cx="9235440" cy="3030220"/>
             <wp:effectExtent l="0" t="0" r="0" b="1270"/>
             <wp:docPr id="9" name="Picture 9"/>
             <wp:cNvGraphicFramePr>
@@ -21748,7 +21748,7 @@
       <w:r>
         <w:drawing>
           <wp:inline distT="0" distB="0" distL="114300" distR="114300">
-            <wp:extent cx="7532630" cy="4600000"/>
+            <wp:extent cx="7532370" cy="4599940"/>
             <wp:effectExtent l="0" t="0" r="0" b="5080"/>
             <wp:docPr id="10" name="Picture 10"/>
             <wp:cNvGraphicFramePr>
@@ -22968,7 +22968,7 @@
         <w:keepNext/>
       </w:pPr>
       <w:r>
-        <w:t xml:space="preserve">IV.3.1 Domain Class Diagram</w:t>
+        <w:t>IV.3.1 Domain Class Diagram</w:t>
       </w:r>
     </w:p>
     <w:p>
@@ -22977,7 +22977,7 @@
         <w:jc w:val="both"/>
       </w:pPr>
       <w:r>
-        <w:t>The class diagram contains 24 classes, the same classes as the Conceptual Diagram. User holds the common account data (login, logout, OTP); every role is a profile class linked to the user with a 1 to 0..1 association (VaultOwner, DigitalExecutor, Beneficiary, LegalVerifier and SystemAdministrator) and carries the operations of that role. SystemAdministrator also manages the Permissions and the IntegrationConfig. Vault is the aggregate root: it contains digital assets, legal documents and one DeadManSwitch, which records CheckIn and takes its default values from SystemPolicy. Handover is modelled by ExecutorAppointment, LegalVerificationRequest with its VerificationMessage, HandoverCase with its HandoverItem, and BeneficiaryAssignment with its IdentityVerification. Notification, AuditLog, SystemPolicy and IntegrationConfig support notification, monitoring and administration.</w:t>
+        <w:t>The class diagram contains 24 classes, the same classes as the Conceptual Diagram. User is the generalization (parent) class and holds the common account data (login, logout, OTP). Every role is a subclass that inherits from User through a generalization relationship (VaultOwner, DigitalExecutor, Beneficiary, LegalVerifier and SystemAdministrator) and adds the operations of that role. SystemAdministrator also manages the Permissions and the IntegrationConfig. Vault is the aggregate root: it contains digital assets, legal documents and one DeadManSwitch, which records CheckIn and takes its default values from SystemPolicy. Handover is modelled by ExecutorAppointment, LegalVerificationRequest with its VerificationMessage, HandoverCase with its HandoverItem, and BeneficiaryAssignment with its IdentityVerification. Notification, AuditLog, SystemPolicy and IntegrationConfig support notification, monitoring and administration.</w:t>
       </w:r>
     </w:p>
     <w:p>
@@ -22988,7 +22988,7 @@
       <w:r>
         <w:drawing>
           <wp:inline distT="0" distB="0" distL="114300" distR="114300">
-            <wp:extent cx="6394125" cy="4500000"/>
+            <wp:extent cx="6374760" cy="4500000"/>
             <wp:effectExtent l="0" t="0" r="0" b="7620"/>
             <wp:docPr id="12" name="Picture 12"/>
             <wp:cNvGraphicFramePr>
@@ -23012,7 +23012,7 @@
                   <pic:spPr>
                     <a:xfrm>
                       <a:off x="0" y="0"/>
-                      <a:ext cx="6394125" cy="4500000"/>
+                      <a:ext cx="6374760" cy="4500000"/>
                     </a:xfrm>
                     <a:prstGeom prst="rect">
                       <a:avLst/>
@@ -23056,7 +23056,7 @@
         <w:keepNext/>
       </w:pPr>
       <w:r>
-        <w:t xml:space="preserve">IV.3.2 Service and Repository Layers</w:t>
+        <w:t>IV.3.2 Service and Repository Layers</w:t>
       </w:r>
     </w:p>
     <w:p>
@@ -23065,7 +23065,7 @@
         <w:jc w:val="both"/>
       </w:pPr>
       <w:r>
-        <w:t xml:space="preserve">The layered class diagram shows how the business logic is separated from data access. The Business layer contains four service classes (stereotype «control»): VaultService manages assets, legal documents, beneficiaries and the executor; DeadManSwitchService configures the switch, records check-ins and triggers the handover; LegalVerificationService submits, approves or rejects the verification request and unlocks the vault; HandoverService creates the assignment of each asset, delivers it and tracks the handover progress. Each service depends only on a repository interface (dashed arrow «uses»), and each interface is realized by an Impl class that accesses the database through a DbContext (dashed arrow with a hollow triangle «implements»). The services therefore never depend on the Impl classes, so the database technology can be replaced by writing a new Impl class without changing the business layer.</w:t>
+        <w:t>The layered class diagram shows how the business logic is separated from data access. The Business layer contains four service classes (stereotype «control»): VaultService manages assets, legal documents, beneficiaries and the executor; DeadManSwitchService configures the switch, records check-ins and triggers the handover; LegalVerificationService submits, approves or rejects the verification request and unlocks the vault; HandoverService creates the assignment of each asset, delivers it and tracks the handover progress. Each service depends only on a repository interface (dashed arrow «uses»), and each interface is realized by an Impl class that accesses the database through a DbContext (dashed arrow with a hollow triangle «implements»). The services therefore never depend on the Impl classes, so the database technology can be replaced by writing a new Impl class without changing the business layer.</w:t>
       </w:r>
     </w:p>
     <w:p>
@@ -23075,21 +23075,24 @@
       </w:pPr>
       <w:r>
         <w:drawing>
-          <wp:inline xmlns:a="http://schemas.openxmlformats.org/drawingml/2006/main" xmlns:pic="http://schemas.openxmlformats.org/drawingml/2006/picture">
-            <wp:extent cx="9235440" cy="3783192"/>
+          <wp:inline distT="0" distB="0" distL="114300" distR="114300">
+            <wp:extent cx="9235440" cy="3782695"/>
+            <wp:effectExtent l="0" t="0" r="0" b="12065"/>
             <wp:docPr id="16" name="Picture 16"/>
             <wp:cNvGraphicFramePr>
-              <a:graphicFrameLocks noChangeAspect="1"/>
+              <a:graphicFrameLocks xmlns:a="http://schemas.openxmlformats.org/drawingml/2006/main" noChangeAspect="1"/>
             </wp:cNvGraphicFramePr>
-            <a:graphic>
+            <a:graphic xmlns:a="http://schemas.openxmlformats.org/drawingml/2006/main">
               <a:graphicData uri="http://schemas.openxmlformats.org/drawingml/2006/picture">
-                <pic:pic>
+                <pic:pic xmlns:pic="http://schemas.openxmlformats.org/drawingml/2006/picture">
                   <pic:nvPicPr>
-                    <pic:cNvPr id="0" name="layers.png"/>
-                    <pic:cNvPicPr/>
+                    <pic:cNvPr id="16" name="Picture 16"/>
+                    <pic:cNvPicPr>
+                      <a:picLocks noChangeAspect="1"/>
+                    </pic:cNvPicPr>
                   </pic:nvPicPr>
                   <pic:blipFill>
-                    <a:blip r:embed="rId23"/>
+                    <a:blip r:embed="rId18"/>
                     <a:stretch>
                       <a:fillRect/>
                     </a:stretch>
@@ -23099,7 +23102,9 @@
                       <a:off x="0" y="0"/>
                       <a:ext cx="9235440" cy="3783192"/>
                     </a:xfrm>
-                    <a:prstGeom prst="rect"/>
+                    <a:prstGeom prst="rect">
+                      <a:avLst/>
+                    </a:prstGeom>
                   </pic:spPr>
                 </pic:pic>
               </a:graphicData>
@@ -23117,7 +23122,7 @@
         <w:rPr>
           <w:i/>
         </w:rPr>
-        <w:t xml:space="preserve">Figure 12. Service and Repository Layers Class Diagram of LegacyVault</w:t>
+        <w:t>Figure 12. Service and Repository Layers Class Diagram of LegacyVault</w:t>
       </w:r>
     </w:p>
     <w:p>
@@ -23146,7 +23151,7 @@
       <w:r>
         <w:drawing>
           <wp:inline distT="0" distB="0" distL="114300" distR="114300">
-            <wp:extent cx="7028159" cy="4950000"/>
+            <wp:extent cx="7027545" cy="4949825"/>
             <wp:effectExtent l="0" t="0" r="11430" b="0"/>
             <wp:docPr id="13" name="Picture 13"/>
             <wp:cNvGraphicFramePr>
@@ -23192,7 +23197,7 @@
         <w:rPr>
           <w:i/>
         </w:rPr>
-        <w:t xml:space="preserve">Figure 13. Conceptual Diagram of LegacyVault</w:t>
+        <w:t>Figure 13. Conceptual Diagram of LegacyVault</w:t>
       </w:r>
     </w:p>
     <w:p>
@@ -23238,7 +23243,7 @@
                     </pic:cNvPicPr>
                   </pic:nvPicPr>
                   <pic:blipFill>
-                    <a:blip r:embed="rId18"/>
+                    <a:blip r:embed="rId19"/>
                     <a:stretch>
                       <a:fillRect/>
                     </a:stretch>
@@ -23268,7 +23273,7 @@
         <w:rPr>
           <w:i/>
         </w:rPr>
-        <w:t xml:space="preserve">Figure 14. Logical Database Diagram of LegacyVault</w:t>
+        <w:t>Figure 14. Logical Database Diagram of LegacyVault</w:t>
       </w:r>
     </w:p>
     <w:sectPr>
@@ -23511,8 +23516,8 @@
     <w:lsdException w:uiPriority="99" w:name="index 7"/>
     <w:lsdException w:uiPriority="99" w:name="index 8"/>
     <w:lsdException w:uiPriority="99" w:name="index 9"/>
-    <w:lsdException w:uiPriority="39" w:semiHidden="0" w:name="toc 1"/>
-    <w:lsdException w:uiPriority="39" w:semiHidden="0" w:name="toc 2"/>
+    <w:lsdException w:qFormat="1" w:uiPriority="39" w:semiHidden="0" w:name="toc 1"/>
+    <w:lsdException w:qFormat="1" w:uiPriority="39" w:semiHidden="0" w:name="toc 2"/>
     <w:lsdException w:uiPriority="39" w:semiHidden="0" w:name="toc 3"/>
     <w:lsdException w:uiPriority="39" w:name="toc 4"/>
     <w:lsdException w:uiPriority="39" w:name="toc 5"/>
@@ -23539,7 +23544,7 @@
     <w:lsdException w:uiPriority="99" w:name="table of authorities"/>
     <w:lsdException w:uiPriority="99" w:name="macro"/>
     <w:lsdException w:uiPriority="99" w:name="toa heading"/>
-    <w:lsdException w:unhideWhenUsed="0" w:uiPriority="0" w:name="List"/>
+    <w:lsdException w:qFormat="1" w:unhideWhenUsed="0" w:uiPriority="0" w:name="List"/>
     <w:lsdException w:uiPriority="99" w:name="List Bullet"/>
     <w:lsdException w:uiPriority="99" w:name="List Number"/>
     <w:lsdException w:uiPriority="99" w:name="List 2"/>
@@ -23558,7 +23563,7 @@
     <w:lsdException w:uiPriority="99" w:name="Closing"/>
     <w:lsdException w:uiPriority="99" w:name="Signature"/>
     <w:lsdException w:qFormat="1" w:uiPriority="1" w:name="Default Paragraph Font"/>
-    <w:lsdException w:unhideWhenUsed="0" w:uiPriority="0" w:semiHidden="0" w:name="Body Text"/>
+    <w:lsdException w:qFormat="1" w:unhideWhenUsed="0" w:uiPriority="0" w:semiHidden="0" w:name="Body Text"/>
     <w:lsdException w:uiPriority="99" w:name="Body Text Indent"/>
     <w:lsdException w:uiPriority="99" w:name="List Continue"/>
     <w:lsdException w:uiPriority="99" w:name="List Continue 2"/>
@@ -23595,7 +23600,7 @@
     <w:lsdException w:uiPriority="99" w:name="HTML Sample"/>
     <w:lsdException w:uiPriority="99" w:name="HTML Typewriter"/>
     <w:lsdException w:uiPriority="99" w:name="HTML Variable"/>
-    <w:lsdException w:uiPriority="99" w:name="Normal Table"/>
+    <w:lsdException w:qFormat="1" w:uiPriority="99" w:name="Normal Table"/>
     <w:lsdException w:uiPriority="99" w:name="annotation subject"/>
     <w:lsdException w:uiPriority="99" w:name="Table Simple 1"/>
     <w:lsdException w:uiPriority="99" w:name="Table Simple 2"/>
@@ -23640,7 +23645,7 @@
     <w:lsdException w:uiPriority="99" w:name="Table Web 2"/>
     <w:lsdException w:uiPriority="99" w:name="Table Web 3"/>
     <w:lsdException w:uiPriority="99" w:name="Balloon Text"/>
-    <w:lsdException w:unhideWhenUsed="0" w:uiPriority="0" w:semiHidden="0" w:name="Table Grid"/>
+    <w:lsdException w:qFormat="1" w:unhideWhenUsed="0" w:uiPriority="0" w:semiHidden="0" w:name="Table Grid"/>
     <w:lsdException w:uiPriority="99" w:name="Table Theme"/>
     <w:lsdException w:qFormat="1" w:unhideWhenUsed="0" w:uiPriority="1" w:semiHidden="0" w:name="No Spacing"/>
     <w:lsdException w:unhideWhenUsed="0" w:uiPriority="60" w:semiHidden="0" w:name="Light Shading"/>
@@ -23867,6 +23872,7 @@
     <w:name w:val="Normal Table"/>
     <w:semiHidden/>
     <w:unhideWhenUsed/>
+    <w:qFormat/>
     <w:uiPriority w:val="99"/>
     <w:tblPr>
       <w:tblCellMar>
@@ -23887,6 +23893,7 @@
     <w:name w:val="Body Text"/>
     <w:basedOn w:val="1"/>
     <w:link w:val="28"/>
+    <w:qFormat/>
     <w:uiPriority w:val="0"/>
     <w:pPr>
       <w:spacing w:before="0" w:after="120" w:line="220" w:lineRule="exact"/>
@@ -23945,6 +23952,7 @@
     <w:name w:val="List"/>
     <w:basedOn w:val="1"/>
     <w:semiHidden/>
+    <w:qFormat/>
     <w:uiPriority w:val="0"/>
     <w:pPr>
       <w:spacing w:before="0" w:after="120" w:line="240" w:lineRule="exact"/>
@@ -23967,6 +23975,7 @@
   <w:style w:type="table" w:styleId="15">
     <w:name w:val="Table Grid"/>
     <w:basedOn w:val="8"/>
+    <w:qFormat/>
     <w:uiPriority w:val="0"/>
     <w:pPr>
       <w:spacing w:after="0" w:line="240" w:lineRule="auto"/>
@@ -23988,6 +23997,7 @@
     <w:next w:val="1"/>
     <w:autoRedefine/>
     <w:unhideWhenUsed/>
+    <w:qFormat/>
     <w:uiPriority w:val="39"/>
     <w:pPr>
       <w:spacing w:before="0" w:after="100"/>
@@ -23999,6 +24009,7 @@
     <w:next w:val="1"/>
     <w:autoRedefine/>
     <w:unhideWhenUsed/>
+    <w:qFormat/>
     <w:uiPriority w:val="39"/>
     <w:pPr>
       <w:spacing w:before="0" w:after="100"/>
@@ -24304,6 +24315,7 @@
   <w:style w:type="table" w:customStyle="1" w:styleId="39">
     <w:name w:val="Kiểu2"/>
     <w:basedOn w:val="8"/>
+    <w:qFormat/>
     <w:uiPriority w:val="99"/>
     <w:pPr>
       <w:spacing w:after="0" w:line="240" w:lineRule="auto"/>

--- a/LegacyReport.docx
+++ b/LegacyReport.docx
@@ -20748,7 +20748,7 @@
         <w:jc w:val="both"/>
       </w:pPr>
       <w:r>
-        <w:t>The communication diagram shows the objects that take part in the handover and the links between them. Messages are numbered in the order they are sent: the Dead Man's Switch notifies the Digital Executor (1), the executor submits the death certificate to the Legal Verification Request (2), the request is sent to the Legal Verifier (3) who approves and e-signs it (4), the vault is unlocked (5), an assignment is created for each asset (6), the Beneficiary is notified (7) and confirms receipt (8), and the handover progress is sent back to the executor (9).</w:t>
+        <w:t>The communication diagram shows the objects that take part in the handover and the links between them. Objects are drawn as rectangles (the underlined names are objects, the «actor» boxes are the people who use the system), a link is a plain line between two objects that can send messages to each other, and a message is an arrow that points from the sender to the receiver and carries a sequence number. Messages are numbered in the order they are sent: the Dead Man's Switch notifies the Digital Executor (1), the executor submits the death certificate to the Legal Verification Request (2), the request saves itself with status PENDING (2.1), the request is sent to the Legal Verifier (3) who checks the digital signature (3.1) and approves and e-signs it (4), the vault is unlocked (5) and sets its status to UNLOCKED (5.1), an assignment is created for each asset (6), the Beneficiary is notified (7) and confirms receipt (8), and the handover progress is sent back to the executor (9). A number with a decimal part, such as 2.1, is a nested message: it is sent while the object is handling the message with the parent number, and a message an object sends to itself is drawn as a loop.</w:t>
       </w:r>
     </w:p>
     <w:p>
@@ -20759,7 +20759,7 @@
       <w:r>
         <w:drawing>
           <wp:inline distT="0" distB="0" distL="114300" distR="114300">
-            <wp:extent cx="9235440" cy="2515870"/>
+            <wp:extent cx="9235440" cy="2981087"/>
             <wp:effectExtent l="0" t="0" r="0" b="13970"/>
             <wp:docPr id="15" name="Picture 15"/>
             <wp:cNvGraphicFramePr>
@@ -20783,7 +20783,7 @@
                   <pic:spPr>
                     <a:xfrm>
                       <a:off x="0" y="0"/>
-                      <a:ext cx="9235440" cy="2516157"/>
+                      <a:ext cx="9235440" cy="2981087"/>
                     </a:xfrm>
                     <a:prstGeom prst="rect">
                       <a:avLst/>

--- a/LegacyReport.docx
+++ b/LegacyReport.docx
@@ -78,12 +78,10 @@
       <w:pPr>
         <w:jc w:val="center"/>
         <w:rPr>
-          <w:rFonts w:hint="default"/>
           <w:b/>
           <w:caps/>
           <w:color w:val="C00000"/>
           <w:sz w:val="48"/>
-          <w:lang w:val="vi-VN"/>
         </w:rPr>
       </w:pPr>
       <w:r>
@@ -91,15 +89,7 @@
           <w:rStyle w:val="24"/>
           <w:rFonts w:eastAsiaTheme="majorEastAsia"/>
         </w:rPr>
-        <w:t>Subject: SWD39</w:t>
-      </w:r>
-      <w:r>
-        <w:rPr>
-          <w:rStyle w:val="24"/>
-          <w:rFonts w:hint="default" w:ascii="TimesNewRomanPS-BoldMT" w:eastAsiaTheme="majorEastAsia"/>
-          <w:lang w:val="vi-VN"/>
-        </w:rPr>
-        <w:t>2</w:t>
+        <w:t>Subject: SWD391</w:t>
       </w:r>
     </w:p>
     <w:p>
@@ -124,6 +114,8 @@
       <w:pPr>
         <w:pStyle w:val="38"/>
       </w:pPr>
+      <w:bookmarkStart w:id="0" w:name="_GoBack"/>
+      <w:bookmarkEnd w:id="0"/>
     </w:p>
     <w:p>
       <w:pPr>
@@ -1888,23 +1880,36 @@
         <w:rPr>
           <w:b/>
         </w:rPr>
-        <w:t>Group name:</w:t>
+        <w:t xml:space="preserve">Project code: </w:t>
       </w:r>
       <w:r>
         <w:rPr>
-          <w:rFonts w:hint="default"/>
+          <w:highlight w:val="yellow"/>
+        </w:rPr>
+        <w:t>[to be confirmed]</w:t>
+      </w:r>
+    </w:p>
+    <w:p>
+      <w:pPr>
+        <w:pStyle w:val="27"/>
+        <w:numPr>
+          <w:ilvl w:val="0"/>
+          <w:numId w:val="1"/>
+        </w:numPr>
+        <w:ind w:left="706" w:hanging="360"/>
+        <w:jc w:val="both"/>
+      </w:pPr>
+      <w:r>
+        <w:rPr>
           <w:b/>
-          <w:lang w:val="vi-VN"/>
         </w:rPr>
-        <w:t xml:space="preserve"> </w:t>
+        <w:t xml:space="preserve">Group name: </w:t>
       </w:r>
       <w:r>
         <w:rPr>
-          <w:rFonts w:hint="default"/>
-          <w:b/>
-          <w:lang w:val="en-US"/>
+          <w:highlight w:val="yellow"/>
         </w:rPr>
-        <w:t>Group 2</w:t>
+        <w:t>[to be confirmed]</w:t>
       </w:r>
     </w:p>
     <w:p>
@@ -5981,7 +5986,7 @@
       <w:r>
         <w:drawing>
           <wp:inline distT="0" distB="0" distL="114300" distR="114300">
-            <wp:extent cx="5668645" cy="4034155"/>
+            <wp:extent cx="5668645" cy="4034226"/>
             <wp:effectExtent l="0" t="0" r="635" b="12700"/>
             <wp:docPr id="3" name="Picture 3"/>
             <wp:cNvGraphicFramePr>
@@ -20592,7 +20597,7 @@
       <w:r>
         <w:drawing>
           <wp:inline distT="0" distB="0" distL="114300" distR="114300">
-            <wp:extent cx="7027545" cy="4949825"/>
+            <wp:extent cx="7028159" cy="4950000"/>
             <wp:effectExtent l="0" t="0" r="7620" b="0"/>
             <wp:docPr id="5" name="Picture 5"/>
             <wp:cNvGraphicFramePr>
@@ -20676,7 +20681,7 @@
       <w:r>
         <w:drawing>
           <wp:inline distT="0" distB="0" distL="114300" distR="114300">
-            <wp:extent cx="4751705" cy="4899660"/>
+            <wp:extent cx="4751772" cy="4900000"/>
             <wp:effectExtent l="0" t="0" r="9525" b="0"/>
             <wp:docPr id="6" name="Picture 6"/>
             <wp:cNvGraphicFramePr>
@@ -20748,7 +20753,7 @@
         <w:jc w:val="both"/>
       </w:pPr>
       <w:r>
-        <w:t>The communication diagram shows the objects that take part in the handover and the links between them. Objects are drawn as rectangles (the underlined names are objects, the «actor» boxes are the people who use the system), a link is a plain line between two objects that can send messages to each other, and a message is an arrow that points from the sender to the receiver and carries a sequence number. Messages are numbered in the order they are sent: the Dead Man's Switch notifies the Digital Executor (1), the executor submits the death certificate to the Legal Verification Request (2), the request saves itself with status PENDING (2.1), the request is sent to the Legal Verifier (3) who checks the digital signature (3.1) and approves and e-signs it (4), the vault is unlocked (5) and sets its status to UNLOCKED (5.1), an assignment is created for each asset (6), the Beneficiary is notified (7) and confirms receipt (8), and the handover progress is sent back to the executor (9). A number with a decimal part, such as 2.1, is a nested message: it is sent while the object is handling the message with the parent number, and a message an object sends to itself is drawn as a loop.</w:t>
+        <w:t>The communication diagram shows the objects that take part in the handover and the links between them. Messages are numbered in the order they are sent: the Dead Man's Switch notifies the Digital Executor (1), the executor submits the death certificate to the Legal Verification Request (2), the request is sent to the Legal Verifier (3) who approves and e-signs it (4), the vault is unlocked (5), an assignment is created for each asset (6), the Beneficiary is notified (7) and confirms receipt (8), and the handover progress is sent back to the executor (9).</w:t>
       </w:r>
     </w:p>
     <w:p>
@@ -20758,24 +20763,21 @@
       </w:pPr>
       <w:r>
         <w:drawing>
-          <wp:inline distT="0" distB="0" distL="114300" distR="114300">
-            <wp:extent cx="9235440" cy="2981087"/>
-            <wp:effectExtent l="0" t="0" r="0" b="13970"/>
+          <wp:inline xmlns:a="http://schemas.openxmlformats.org/drawingml/2006/main" xmlns:pic="http://schemas.openxmlformats.org/drawingml/2006/picture">
+            <wp:extent cx="9235440" cy="2516157"/>
             <wp:docPr id="15" name="Picture 15"/>
             <wp:cNvGraphicFramePr>
-              <a:graphicFrameLocks xmlns:a="http://schemas.openxmlformats.org/drawingml/2006/main" noChangeAspect="1"/>
+              <a:graphicFrameLocks noChangeAspect="1"/>
             </wp:cNvGraphicFramePr>
-            <a:graphic xmlns:a="http://schemas.openxmlformats.org/drawingml/2006/main">
+            <a:graphic>
               <a:graphicData uri="http://schemas.openxmlformats.org/drawingml/2006/picture">
-                <pic:pic xmlns:pic="http://schemas.openxmlformats.org/drawingml/2006/picture">
+                <pic:pic>
                   <pic:nvPicPr>
-                    <pic:cNvPr id="15" name="Picture 15"/>
-                    <pic:cNvPicPr>
-                      <a:picLocks noChangeAspect="1"/>
-                    </pic:cNvPicPr>
+                    <pic:cNvPr id="0" name="comm.png"/>
+                    <pic:cNvPicPr/>
                   </pic:nvPicPr>
                   <pic:blipFill>
-                    <a:blip r:embed="rId12"/>
+                    <a:blip r:embed="rId22"/>
                     <a:stretch>
                       <a:fillRect/>
                     </a:stretch>
@@ -20783,11 +20785,9 @@
                   <pic:spPr>
                     <a:xfrm>
                       <a:off x="0" y="0"/>
-                      <a:ext cx="9235440" cy="2981087"/>
+                      <a:ext cx="9235440" cy="2516157"/>
                     </a:xfrm>
-                    <a:prstGeom prst="rect">
-                      <a:avLst/>
-                    </a:prstGeom>
+                    <a:prstGeom prst="rect"/>
                   </pic:spPr>
                 </pic:pic>
               </a:graphicData>
@@ -21664,7 +21664,7 @@
       <w:r>
         <w:drawing>
           <wp:inline distT="0" distB="0" distL="114300" distR="114300">
-            <wp:extent cx="9235440" cy="3030220"/>
+            <wp:extent cx="9235440" cy="3030742"/>
             <wp:effectExtent l="0" t="0" r="0" b="1270"/>
             <wp:docPr id="9" name="Picture 9"/>
             <wp:cNvGraphicFramePr>
@@ -21748,7 +21748,7 @@
       <w:r>
         <w:drawing>
           <wp:inline distT="0" distB="0" distL="114300" distR="114300">
-            <wp:extent cx="7532370" cy="4599940"/>
+            <wp:extent cx="7532630" cy="4600000"/>
             <wp:effectExtent l="0" t="0" r="0" b="5080"/>
             <wp:docPr id="10" name="Picture 10"/>
             <wp:cNvGraphicFramePr>
@@ -22968,7 +22968,7 @@
         <w:keepNext/>
       </w:pPr>
       <w:r>
-        <w:t>IV.3.1 Domain Class Diagram</w:t>
+        <w:t xml:space="preserve">IV.3.1 Domain Class Diagram</w:t>
       </w:r>
     </w:p>
     <w:p>
@@ -22977,7 +22977,7 @@
         <w:jc w:val="both"/>
       </w:pPr>
       <w:r>
-        <w:t>The class diagram contains 24 classes, the same classes as the Conceptual Diagram. User is the generalization (parent) class and holds the common account data (login, logout, OTP). Every role is a subclass that inherits from User through a generalization relationship (VaultOwner, DigitalExecutor, Beneficiary, LegalVerifier and SystemAdministrator) and adds the operations of that role. SystemAdministrator also manages the Permissions and the IntegrationConfig. Vault is the aggregate root: it contains digital assets, legal documents and one DeadManSwitch, which records CheckIn and takes its default values from SystemPolicy. Handover is modelled by ExecutorAppointment, LegalVerificationRequest with its VerificationMessage, HandoverCase with its HandoverItem, and BeneficiaryAssignment with its IdentityVerification. Notification, AuditLog, SystemPolicy and IntegrationConfig support notification, monitoring and administration.</w:t>
+        <w:t>The class diagram contains 24 classes, the same classes as the Conceptual Diagram. User holds the common account data (login, logout, OTP); every role is a profile class linked to the user with a 1 to 0..1 association (VaultOwner, DigitalExecutor, Beneficiary, LegalVerifier and SystemAdministrator) and carries the operations of that role. SystemAdministrator also manages the Permissions and the IntegrationConfig. Vault is the aggregate root: it contains digital assets, legal documents and one DeadManSwitch, which records CheckIn and takes its default values from SystemPolicy. Handover is modelled by ExecutorAppointment, LegalVerificationRequest with its VerificationMessage, HandoverCase with its HandoverItem, and BeneficiaryAssignment with its IdentityVerification. Notification, AuditLog, SystemPolicy and IntegrationConfig support notification, monitoring and administration.</w:t>
       </w:r>
     </w:p>
     <w:p>
@@ -22988,7 +22988,7 @@
       <w:r>
         <w:drawing>
           <wp:inline distT="0" distB="0" distL="114300" distR="114300">
-            <wp:extent cx="6374760" cy="4500000"/>
+            <wp:extent cx="6394125" cy="4500000"/>
             <wp:effectExtent l="0" t="0" r="0" b="7620"/>
             <wp:docPr id="12" name="Picture 12"/>
             <wp:cNvGraphicFramePr>
@@ -23012,7 +23012,7 @@
                   <pic:spPr>
                     <a:xfrm>
                       <a:off x="0" y="0"/>
-                      <a:ext cx="6374760" cy="4500000"/>
+                      <a:ext cx="6394125" cy="4500000"/>
                     </a:xfrm>
                     <a:prstGeom prst="rect">
                       <a:avLst/>
@@ -23056,7 +23056,7 @@
         <w:keepNext/>
       </w:pPr>
       <w:r>
-        <w:t>IV.3.2 Service and Repository Layers</w:t>
+        <w:t xml:space="preserve">IV.3.2 Service and Repository Layers</w:t>
       </w:r>
     </w:p>
     <w:p>
@@ -23065,7 +23065,7 @@
         <w:jc w:val="both"/>
       </w:pPr>
       <w:r>
-        <w:t>The layered class diagram shows how the business logic is separated from data access. The Business layer contains four service classes (stereotype «control»): VaultService manages assets, legal documents, beneficiaries and the executor; DeadManSwitchService configures the switch, records check-ins and triggers the handover; LegalVerificationService submits, approves or rejects the verification request and unlocks the vault; HandoverService creates the assignment of each asset, delivers it and tracks the handover progress. Each service depends only on a repository interface (dashed arrow «uses»), and each interface is realized by an Impl class that accesses the database through a DbContext (dashed arrow with a hollow triangle «implements»). The services therefore never depend on the Impl classes, so the database technology can be replaced by writing a new Impl class without changing the business layer.</w:t>
+        <w:t xml:space="preserve">The layered class diagram shows how the business logic is separated from data access. The Business layer contains four service classes (stereotype «control»): VaultService manages assets, legal documents, beneficiaries and the executor; DeadManSwitchService configures the switch, records check-ins and triggers the handover; LegalVerificationService submits, approves or rejects the verification request and unlocks the vault; HandoverService creates the assignment of each asset, delivers it and tracks the handover progress. Each service depends only on a repository interface (dashed arrow «uses»), and each interface is realized by an Impl class that accesses the database through a DbContext (dashed arrow with a hollow triangle «implements»). The services therefore never depend on the Impl classes, so the database technology can be replaced by writing a new Impl class without changing the business layer.</w:t>
       </w:r>
     </w:p>
     <w:p>
@@ -23075,24 +23075,21 @@
       </w:pPr>
       <w:r>
         <w:drawing>
-          <wp:inline distT="0" distB="0" distL="114300" distR="114300">
-            <wp:extent cx="9235440" cy="3782695"/>
-            <wp:effectExtent l="0" t="0" r="0" b="12065"/>
+          <wp:inline xmlns:a="http://schemas.openxmlformats.org/drawingml/2006/main" xmlns:pic="http://schemas.openxmlformats.org/drawingml/2006/picture">
+            <wp:extent cx="9235440" cy="3783192"/>
             <wp:docPr id="16" name="Picture 16"/>
             <wp:cNvGraphicFramePr>
-              <a:graphicFrameLocks xmlns:a="http://schemas.openxmlformats.org/drawingml/2006/main" noChangeAspect="1"/>
+              <a:graphicFrameLocks noChangeAspect="1"/>
             </wp:cNvGraphicFramePr>
-            <a:graphic xmlns:a="http://schemas.openxmlformats.org/drawingml/2006/main">
+            <a:graphic>
               <a:graphicData uri="http://schemas.openxmlformats.org/drawingml/2006/picture">
-                <pic:pic xmlns:pic="http://schemas.openxmlformats.org/drawingml/2006/picture">
+                <pic:pic>
                   <pic:nvPicPr>
-                    <pic:cNvPr id="16" name="Picture 16"/>
-                    <pic:cNvPicPr>
-                      <a:picLocks noChangeAspect="1"/>
-                    </pic:cNvPicPr>
+                    <pic:cNvPr id="0" name="layers.png"/>
+                    <pic:cNvPicPr/>
                   </pic:nvPicPr>
                   <pic:blipFill>
-                    <a:blip r:embed="rId18"/>
+                    <a:blip r:embed="rId23"/>
                     <a:stretch>
                       <a:fillRect/>
                     </a:stretch>
@@ -23102,9 +23099,7 @@
                       <a:off x="0" y="0"/>
                       <a:ext cx="9235440" cy="3783192"/>
                     </a:xfrm>
-                    <a:prstGeom prst="rect">
-                      <a:avLst/>
-                    </a:prstGeom>
+                    <a:prstGeom prst="rect"/>
                   </pic:spPr>
                 </pic:pic>
               </a:graphicData>
@@ -23122,7 +23117,7 @@
         <w:rPr>
           <w:i/>
         </w:rPr>
-        <w:t>Figure 12. Service and Repository Layers Class Diagram of LegacyVault</w:t>
+        <w:t xml:space="preserve">Figure 12. Service and Repository Layers Class Diagram of LegacyVault</w:t>
       </w:r>
     </w:p>
     <w:p>
@@ -23151,7 +23146,7 @@
       <w:r>
         <w:drawing>
           <wp:inline distT="0" distB="0" distL="114300" distR="114300">
-            <wp:extent cx="7027545" cy="4949825"/>
+            <wp:extent cx="7028159" cy="4950000"/>
             <wp:effectExtent l="0" t="0" r="11430" b="0"/>
             <wp:docPr id="13" name="Picture 13"/>
             <wp:cNvGraphicFramePr>
@@ -23197,7 +23192,7 @@
         <w:rPr>
           <w:i/>
         </w:rPr>
-        <w:t>Figure 13. Conceptual Diagram of LegacyVault</w:t>
+        <w:t xml:space="preserve">Figure 13. Conceptual Diagram of LegacyVault</w:t>
       </w:r>
     </w:p>
     <w:p>
@@ -23243,7 +23238,7 @@
                     </pic:cNvPicPr>
                   </pic:nvPicPr>
                   <pic:blipFill>
-                    <a:blip r:embed="rId19"/>
+                    <a:blip r:embed="rId18"/>
                     <a:stretch>
                       <a:fillRect/>
                     </a:stretch>
@@ -23273,7 +23268,7 @@
         <w:rPr>
           <w:i/>
         </w:rPr>
-        <w:t>Figure 14. Logical Database Diagram of LegacyVault</w:t>
+        <w:t xml:space="preserve">Figure 14. Logical Database Diagram of LegacyVault</w:t>
       </w:r>
     </w:p>
     <w:sectPr>
@@ -23516,8 +23511,8 @@
     <w:lsdException w:uiPriority="99" w:name="index 7"/>
     <w:lsdException w:uiPriority="99" w:name="index 8"/>
     <w:lsdException w:uiPriority="99" w:name="index 9"/>
-    <w:lsdException w:qFormat="1" w:uiPriority="39" w:semiHidden="0" w:name="toc 1"/>
-    <w:lsdException w:qFormat="1" w:uiPriority="39" w:semiHidden="0" w:name="toc 2"/>
+    <w:lsdException w:uiPriority="39" w:semiHidden="0" w:name="toc 1"/>
+    <w:lsdException w:uiPriority="39" w:semiHidden="0" w:name="toc 2"/>
     <w:lsdException w:uiPriority="39" w:semiHidden="0" w:name="toc 3"/>
     <w:lsdException w:uiPriority="39" w:name="toc 4"/>
     <w:lsdException w:uiPriority="39" w:name="toc 5"/>
@@ -23544,7 +23539,7 @@
     <w:lsdException w:uiPriority="99" w:name="table of authorities"/>
     <w:lsdException w:uiPriority="99" w:name="macro"/>
     <w:lsdException w:uiPriority="99" w:name="toa heading"/>
-    <w:lsdException w:qFormat="1" w:unhideWhenUsed="0" w:uiPriority="0" w:name="List"/>
+    <w:lsdException w:unhideWhenUsed="0" w:uiPriority="0" w:name="List"/>
     <w:lsdException w:uiPriority="99" w:name="List Bullet"/>
     <w:lsdException w:uiPriority="99" w:name="List Number"/>
     <w:lsdException w:uiPriority="99" w:name="List 2"/>
@@ -23563,7 +23558,7 @@
     <w:lsdException w:uiPriority="99" w:name="Closing"/>
     <w:lsdException w:uiPriority="99" w:name="Signature"/>
     <w:lsdException w:qFormat="1" w:uiPriority="1" w:name="Default Paragraph Font"/>
-    <w:lsdException w:qFormat="1" w:unhideWhenUsed="0" w:uiPriority="0" w:semiHidden="0" w:name="Body Text"/>
+    <w:lsdException w:unhideWhenUsed="0" w:uiPriority="0" w:semiHidden="0" w:name="Body Text"/>
     <w:lsdException w:uiPriority="99" w:name="Body Text Indent"/>
     <w:lsdException w:uiPriority="99" w:name="List Continue"/>
     <w:lsdException w:uiPriority="99" w:name="List Continue 2"/>
@@ -23600,7 +23595,7 @@
     <w:lsdException w:uiPriority="99" w:name="HTML Sample"/>
     <w:lsdException w:uiPriority="99" w:name="HTML Typewriter"/>
     <w:lsdException w:uiPriority="99" w:name="HTML Variable"/>
-    <w:lsdException w:qFormat="1" w:uiPriority="99" w:name="Normal Table"/>
+    <w:lsdException w:uiPriority="99" w:name="Normal Table"/>
     <w:lsdException w:uiPriority="99" w:name="annotation subject"/>
     <w:lsdException w:uiPriority="99" w:name="Table Simple 1"/>
     <w:lsdException w:uiPriority="99" w:name="Table Simple 2"/>
@@ -23645,7 +23640,7 @@
     <w:lsdException w:uiPriority="99" w:name="Table Web 2"/>
     <w:lsdException w:uiPriority="99" w:name="Table Web 3"/>
     <w:lsdException w:uiPriority="99" w:name="Balloon Text"/>
-    <w:lsdException w:qFormat="1" w:unhideWhenUsed="0" w:uiPriority="0" w:semiHidden="0" w:name="Table Grid"/>
+    <w:lsdException w:unhideWhenUsed="0" w:uiPriority="0" w:semiHidden="0" w:name="Table Grid"/>
     <w:lsdException w:uiPriority="99" w:name="Table Theme"/>
     <w:lsdException w:qFormat="1" w:unhideWhenUsed="0" w:uiPriority="1" w:semiHidden="0" w:name="No Spacing"/>
     <w:lsdException w:unhideWhenUsed="0" w:uiPriority="60" w:semiHidden="0" w:name="Light Shading"/>
@@ -23872,7 +23867,6 @@
     <w:name w:val="Normal Table"/>
     <w:semiHidden/>
     <w:unhideWhenUsed/>
-    <w:qFormat/>
     <w:uiPriority w:val="99"/>
     <w:tblPr>
       <w:tblCellMar>
@@ -23893,7 +23887,6 @@
     <w:name w:val="Body Text"/>
     <w:basedOn w:val="1"/>
     <w:link w:val="28"/>
-    <w:qFormat/>
     <w:uiPriority w:val="0"/>
     <w:pPr>
       <w:spacing w:before="0" w:after="120" w:line="220" w:lineRule="exact"/>
@@ -23952,7 +23945,6 @@
     <w:name w:val="List"/>
     <w:basedOn w:val="1"/>
     <w:semiHidden/>
-    <w:qFormat/>
     <w:uiPriority w:val="0"/>
     <w:pPr>
       <w:spacing w:before="0" w:after="120" w:line="240" w:lineRule="exact"/>
@@ -23975,7 +23967,6 @@
   <w:style w:type="table" w:styleId="15">
     <w:name w:val="Table Grid"/>
     <w:basedOn w:val="8"/>
-    <w:qFormat/>
     <w:uiPriority w:val="0"/>
     <w:pPr>
       <w:spacing w:after="0" w:line="240" w:lineRule="auto"/>
@@ -23997,7 +23988,6 @@
     <w:next w:val="1"/>
     <w:autoRedefine/>
     <w:unhideWhenUsed/>
-    <w:qFormat/>
     <w:uiPriority w:val="39"/>
     <w:pPr>
       <w:spacing w:before="0" w:after="100"/>
@@ -24009,7 +23999,6 @@
     <w:next w:val="1"/>
     <w:autoRedefine/>
     <w:unhideWhenUsed/>
-    <w:qFormat/>
     <w:uiPriority w:val="39"/>
     <w:pPr>
       <w:spacing w:before="0" w:after="100"/>
@@ -24315,7 +24304,6 @@
   <w:style w:type="table" w:customStyle="1" w:styleId="39">
     <w:name w:val="Kiểu2"/>
     <w:basedOn w:val="8"/>
-    <w:qFormat/>
     <w:uiPriority w:val="99"/>
     <w:pPr>
       <w:spacing w:after="0" w:line="240" w:lineRule="auto"/>

--- a/LegacyReport.docx
+++ b/LegacyReport.docx
@@ -21825,7 +21825,7 @@
         <w:jc w:val="both"/>
       </w:pPr>
       <w:r>
-        <w:t>The system is divided into 11 packages. Digital Asset Handover and Dead Man's Switch are the top-level packages of the flow: Dead Man's Switch uses Digital Vault Management, Notification Management, System Configuration and Digital Asset Handover; Digital Asset Handover uses Legal Verification, Beneficiary &amp; Executor Management, Encryption &amp; Security, Identity &amp; Access Management, Notification Management and Audit &amp; Monitoring. Legal Verification and Identity &amp; Access Management use the External Integrations package.</w:t>
+        <w:t>The package diagram follows the layered style. A package is drawn as a folder (a rectangle with a small tab) and can contain other packages; a dashed arrow is a dependency, so the package at the tail uses the package at the head. The LegacyVault System package has four layers: the Presentation Layer (Web Portal and API Gateway), the Business Layer (Identity &amp; Access, Vault &amp; Asset, DMS &amp; Handover, Legal Verification and Executor &amp; Beneficiary, which hold 20 of the 24 classes), the Cross Cutting package (Notification, Audit &amp; Monitoring and System Configuration, which hold the other 4 classes) and the Data Layer (Repositories and External Service Adapters). The Users package uses the Presentation Layer and the External Systems package is reached through the adapters. Dependencies point downwards, so the Business Layer does not depend on the Presentation Layer.</w:t>
       </w:r>
     </w:p>
     <w:p>
@@ -21836,7 +21836,7 @@
       <w:r>
         <w:drawing>
           <wp:inline distT="0" distB="0" distL="114300" distR="114300">
-            <wp:extent cx="5212715" cy="5120640"/>
+            <wp:extent cx="7937742" cy="4350000"/>
             <wp:effectExtent l="0" t="0" r="14605" b="0"/>
             <wp:docPr id="11" name="Picture 11"/>
             <wp:cNvGraphicFramePr>
@@ -21860,7 +21860,7 @@
                   <pic:spPr>
                     <a:xfrm>
                       <a:off x="0" y="0"/>
-                      <a:ext cx="5213220" cy="5120640"/>
+                      <a:ext cx="7937742" cy="4350000"/>
                     </a:xfrm>
                     <a:prstGeom prst="rect">
                       <a:avLst/>
@@ -21888,6 +21888,7 @@
     <w:p>
       <w:pPr>
         <w:keepNext/>
+        <w:pageBreakBefore/>
       </w:pPr>
       <w:r>
         <w:rPr>
@@ -22090,7 +22091,7 @@
               </w:rPr>
             </w:pPr>
             <w:r>
-              <w:t>Identity &amp; Access Management</w:t>
+              <w:t>Users</w:t>
             </w:r>
           </w:p>
         </w:tc>
@@ -22113,7 +22114,7 @@
               </w:rPr>
             </w:pPr>
             <w:r>
-              <w:t>User, Role &amp; RBAC Management: users, roles, permissions and OTP / eKYC based authentication.</w:t>
+              <w:t>Vault Owner, Digital Executor, Beneficiary, Legal Verifier and System Administrator, who use the system through the web portal.</w:t>
             </w:r>
           </w:p>
         </w:tc>
@@ -22172,7 +22173,7 @@
               </w:rPr>
             </w:pPr>
             <w:r>
-              <w:t>Digital Vault Management</w:t>
+              <w:t>Presentation Layer</w:t>
             </w:r>
           </w:p>
         </w:tc>
@@ -22195,7 +22196,7 @@
               </w:rPr>
             </w:pPr>
             <w:r>
-              <w:t>Digital Vault &amp; Asset Management and Document Upload &amp; Management: create vaults, asset profiles and legal documents.</w:t>
+              <w:t>Web Portal (the screens of every role) and API Gateway (routing, TLS and rate limiting).</w:t>
             </w:r>
           </w:p>
         </w:tc>
@@ -22254,7 +22255,7 @@
               </w:rPr>
             </w:pPr>
             <w:r>
-              <w:t>Encryption &amp; Security</w:t>
+              <w:t>Business Layer - Identity &amp; Access</w:t>
             </w:r>
           </w:p>
         </w:tc>
@@ -22277,7 +22278,7 @@
               </w:rPr>
             </w:pPr>
             <w:r>
-              <w:t>Asset Encryption &amp; Decryption and Encryption Policy Management: end-to-end encryption of assets and documents.</w:t>
+              <w:t>User, VaultOwner, DigitalExecutor, Beneficiary, LegalVerifier, SystemAdministrator, Permission and IdentityVerification: accounts, roles, permissions and OTP / eKYC verification.</w:t>
             </w:r>
           </w:p>
         </w:tc>
@@ -22336,7 +22337,7 @@
               </w:rPr>
             </w:pPr>
             <w:r>
-              <w:t>Beneficiary &amp; Executor Management</w:t>
+              <w:t>Business Layer - Vault &amp; Asset</w:t>
             </w:r>
           </w:p>
         </w:tc>
@@ -22359,7 +22360,7 @@
               </w:rPr>
             </w:pPr>
             <w:r>
-              <w:t>Beneficiary Assignment and Executor Authorization &amp; Revocation: who receives each asset and who runs the handover.</w:t>
+              <w:t>Vault, DigitalAsset, AssetGroup and LegalDocument: the vault, its encrypted assets, asset groups and legal documents.</w:t>
             </w:r>
           </w:p>
         </w:tc>
@@ -22418,7 +22419,7 @@
               </w:rPr>
             </w:pPr>
             <w:r>
-              <w:t>Dead Man's Switch</w:t>
+              <w:t>Business Layer - DMS &amp; Handover</w:t>
             </w:r>
           </w:p>
         </w:tc>
@@ -22441,7 +22442,7 @@
               </w:rPr>
             </w:pPr>
             <w:r>
-              <w:t>Periodic Liveness Checks and Grace Period &amp; Trigger Activation: check-ins, waiting period and handover trigger.</w:t>
+              <w:t>DeadManSwitch, CheckIn, HandoverCase and HandoverItem: check-ins, waiting period, trigger and the per-asset handover.</w:t>
             </w:r>
           </w:p>
         </w:tc>
@@ -22500,7 +22501,7 @@
               </w:rPr>
             </w:pPr>
             <w:r>
-              <w:t>Legal Verification</w:t>
+              <w:t>Business Layer - Legal Verification</w:t>
             </w:r>
           </w:p>
         </w:tc>
@@ -22523,7 +22524,7 @@
               </w:rPr>
             </w:pPr>
             <w:r>
-              <w:t>Verification Request Management, Legal Document Review &amp; Approval and Digital Signature Verification.</w:t>
+              <w:t>LegalVerificationRequest and VerificationMessage: verification requests and the exchange of evidence between executor and verifier.</w:t>
             </w:r>
           </w:p>
         </w:tc>
@@ -22582,7 +22583,7 @@
               </w:rPr>
             </w:pPr>
             <w:r>
-              <w:t>Digital Asset Handover</w:t>
+              <w:t>Business Layer - Executor &amp; Beneficiary</w:t>
             </w:r>
           </w:p>
         </w:tc>
@@ -22605,7 +22606,7 @@
               </w:rPr>
             </w:pPr>
             <w:r>
-              <w:t>Asset Handover Coordination, Asset Access Authorization and Handover Tracking &amp; Confirmation per asset.</w:t>
+              <w:t>ExecutorAppointment and BeneficiaryAssignment: who runs the handover and who receives each asset.</w:t>
             </w:r>
           </w:p>
         </w:tc>
@@ -22664,7 +22665,7 @@
               </w:rPr>
             </w:pPr>
             <w:r>
-              <w:t>Notification Management</w:t>
+              <w:t>Cross Cutting - Notification</w:t>
             </w:r>
           </w:p>
         </w:tc>
@@ -22687,7 +22688,7 @@
               </w:rPr>
             </w:pPr>
             <w:r>
-              <w:t>Event Notification Delivery: check-in, trigger, verification and handover messages.</w:t>
+              <w:t>Notification: check-in, trigger, verification and handover messages.</w:t>
             </w:r>
           </w:p>
         </w:tc>
@@ -22746,7 +22747,7 @@
               </w:rPr>
             </w:pPr>
             <w:r>
-              <w:t>Audit &amp; Monitoring</w:t>
+              <w:t>Cross Cutting - Audit &amp; Monitoring</w:t>
             </w:r>
           </w:p>
         </w:tc>
@@ -22769,7 +22770,7 @@
               </w:rPr>
             </w:pPr>
             <w:r>
-              <w:t>Activity &amp; Access Logging and Security Monitoring &amp; Alerts.</w:t>
+              <w:t>AuditLog: activity and access logging and anomaly flags.</w:t>
             </w:r>
           </w:p>
         </w:tc>
@@ -22828,7 +22829,7 @@
               </w:rPr>
             </w:pPr>
             <w:r>
-              <w:t>System Configuration</w:t>
+              <w:t>Cross Cutting - System Configuration</w:t>
             </w:r>
           </w:p>
         </w:tc>
@@ -22851,7 +22852,7 @@
               </w:rPr>
             </w:pPr>
             <w:r>
-              <w:t>System Policy &amp; Rule Configuration and Data Backup Configuration.</w:t>
+              <w:t>SystemPolicy and IntegrationConfig: default check-in and backup policy, and the external provider settings.</w:t>
             </w:r>
           </w:p>
         </w:tc>
@@ -22910,7 +22911,7 @@
               </w:rPr>
             </w:pPr>
             <w:r>
-              <w:t>External Integrations</w:t>
+              <w:t>Data Layer</w:t>
             </w:r>
           </w:p>
         </w:tc>
@@ -22933,7 +22934,89 @@
               </w:rPr>
             </w:pPr>
             <w:r>
-              <w:t>OTP / eKYC Services, Digital Signature Services and Electronic Notarization Gateway.</w:t>
+              <w:t>Repositories read and write the LegacyVault DB, the Encrypted Object Storage and the Audit Log Store; External Service Adapters call the external providers.</w:t>
+            </w:r>
+          </w:p>
+        </w:tc>
+      </w:tr>
+      <w:tr>
+        <w:tblPrEx>
+          <w:tblCellMar>
+            <w:top w:w="0" w:type="dxa"/>
+            <w:left w:w="108" w:type="dxa"/>
+            <w:bottom w:w="0" w:type="dxa"/>
+            <w:right w:w="108" w:type="dxa"/>
+          </w:tblCellMar>
+        </w:tblPrEx>
+        <w:trPr>
+          <w:cantSplit/>
+        </w:trPr>
+        <w:tc>
+          <w:tcPr>
+            <w:tcW w:w="720" w:type="dxa"/>
+            <w:tcBorders>
+              <w:top w:val="single" w:color="000000" w:sz="4" w:space="0"/>
+              <w:left w:val="single" w:color="000000" w:sz="4" w:space="0"/>
+              <w:bottom w:val="single" w:color="000000" w:sz="4" w:space="0"/>
+              <w:right w:val="single" w:color="000000" w:sz="4" w:space="0"/>
+            </w:tcBorders>
+          </w:tcPr>
+          <w:p>
+            <w:pPr>
+              <w:rPr>
+                <w:i/>
+                <w:iCs/>
+                <w:color w:val="0432FF"/>
+              </w:rPr>
+            </w:pPr>
+            <w:r>
+              <w:t>12</w:t>
+            </w:r>
+          </w:p>
+        </w:tc>
+        <w:tc>
+          <w:tcPr>
+            <w:tcW w:w="2880" w:type="dxa"/>
+            <w:tcBorders>
+              <w:top w:val="single" w:color="000000" w:sz="4" w:space="0"/>
+              <w:left w:val="single" w:color="000000" w:sz="4" w:space="0"/>
+              <w:bottom w:val="single" w:color="000000" w:sz="4" w:space="0"/>
+              <w:right w:val="single" w:color="000000" w:sz="4" w:space="0"/>
+            </w:tcBorders>
+          </w:tcPr>
+          <w:p>
+            <w:pPr>
+              <w:rPr>
+                <w:i/>
+                <w:iCs/>
+                <w:color w:val="0432FF"/>
+              </w:rPr>
+            </w:pPr>
+            <w:r>
+              <w:t>External Systems</w:t>
+            </w:r>
+          </w:p>
+        </w:tc>
+        <w:tc>
+          <w:tcPr>
+            <w:tcW w:w="5400" w:type="dxa"/>
+            <w:tcBorders>
+              <w:top w:val="single" w:color="000000" w:sz="4" w:space="0"/>
+              <w:left w:val="single" w:color="000000" w:sz="4" w:space="0"/>
+              <w:bottom w:val="single" w:color="000000" w:sz="4" w:space="0"/>
+              <w:right w:val="single" w:color="000000" w:sz="4" w:space="0"/>
+            </w:tcBorders>
+          </w:tcPr>
+          <w:p>
+            <w:pPr>
+              <w:rPr>
+                <w:i/>
+                <w:iCs/>
+                <w:color w:val="0432FF"/>
+              </w:rPr>
+            </w:pPr>
+            <w:r>
+              <w:t>eKYC / OTP Service, Email / SMS / Push Service and Digital Signature / e-Notary Service.</w:t>
             </w:r>
           </w:p>
         </w:tc>
@@ -22944,8 +23027,8 @@
       <w:pPr>
         <w:spacing w:before="0" w:after="0" w:line="20" w:lineRule="exact"/>
         <w:sectPr>
-          <w:pgSz w:w="11906" w:h="16838"/>
-          <w:pgMar w:top="1440" w:right="1416" w:bottom="1440" w:left="1440" w:header="0" w:footer="0" w:gutter="0"/>
+          <w:pgSz w:w="16838" w:h="11906" w:orient="landscape"/>
+          <w:pgMar w:top="900" w:right="1000" w:bottom="900" w:left="1000" w:header="0" w:footer="0" w:gutter="0"/>
           <w:pgNumType w:fmt="decimal"/>
           <w:cols w:space="720" w:num="1"/>
           <w:formProt w:val="0"/>
